--- a/public/templates/precedent-review-notes-template.docx
+++ b/public/templates/precedent-review-notes-template.docx
@@ -82,7 +82,7 @@
           <w:sz w:val="20"/>
           <w:szCs w:val="20"/>
         </w:rPr>
-        <w:t xml:space="preserve">11 years × 1 project = 11 projects total. Paste the project's own link into the Project Link row, then take notes using the five categories from tonight's reading. Keep each note to a sentence: a precise sentence beats a paragraph of hedging.</w:t>
+        <w:t xml:space="preserve">11 years × 1 project = 11 projects total. Open the project you chose, not just the year's list page, and paste its own URL into the Project Link row. Then take notes using the five categories from tonight's reading. Keep each note to a sentence: a precise sentence beats a paragraph of hedging.</w:t>
       </w:r>
     </w:p>
     <w:tbl>
@@ -184,7 +184,7 @@
         </w:rPr>
         <w:t xml:space="preserve">Browse: </w:t>
       </w:r>
-      <w:hyperlink w:history="1" r:id="rIdmro1oxgplp3gucwcrby9x">
+      <w:hyperlink w:history="1" r:id="rId34eobr3924qbkr3y-dgog">
         <w:r>
           <w:rPr>
             <w:rStyle w:val="Hyperlink"/>
@@ -705,7 +705,7 @@
         </w:rPr>
         <w:t xml:space="preserve">Browse: </w:t>
       </w:r>
-      <w:hyperlink w:history="1" r:id="rIdgrm4bukwh4o_rolqxzuzy">
+      <w:hyperlink w:history="1" r:id="rIdbisrzzonv0bztwmfw-ylk">
         <w:r>
           <w:rPr>
             <w:rStyle w:val="Hyperlink"/>
@@ -1226,7 +1226,7 @@
         </w:rPr>
         <w:t xml:space="preserve">Browse: </w:t>
       </w:r>
-      <w:hyperlink w:history="1" r:id="rIdey9fklgm9rtu0_wzytlhj">
+      <w:hyperlink w:history="1" r:id="rIdu93v6qnetyk6gucf-fovg">
         <w:r>
           <w:rPr>
             <w:rStyle w:val="Hyperlink"/>
@@ -1747,7 +1747,7 @@
         </w:rPr>
         <w:t xml:space="preserve">Browse: </w:t>
       </w:r>
-      <w:hyperlink w:history="1" r:id="rIdheleanzxpa26hw1ddsmnp">
+      <w:hyperlink w:history="1" r:id="rIdf80nuv2rh88qryranfiup">
         <w:r>
           <w:rPr>
             <w:rStyle w:val="Hyperlink"/>
@@ -2268,7 +2268,7 @@
         </w:rPr>
         <w:t xml:space="preserve">Browse: </w:t>
       </w:r>
-      <w:hyperlink w:history="1" r:id="rIdwneat-ujbmx8tr9le3pjm">
+      <w:hyperlink w:history="1" r:id="rIdtwcnvx1lgr-kabsnyudus">
         <w:r>
           <w:rPr>
             <w:rStyle w:val="Hyperlink"/>
@@ -2789,7 +2789,7 @@
         </w:rPr>
         <w:t xml:space="preserve">Browse: </w:t>
       </w:r>
-      <w:hyperlink w:history="1" r:id="rId9tti2hqd-pzd41ehu5yay">
+      <w:hyperlink w:history="1" r:id="rIdnmqs_i-tro7yocpbkkbev">
         <w:r>
           <w:rPr>
             <w:rStyle w:val="Hyperlink"/>
@@ -3310,7 +3310,7 @@
         </w:rPr>
         <w:t xml:space="preserve">Browse: </w:t>
       </w:r>
-      <w:hyperlink w:history="1" r:id="rIdxxyggcegdt-v8ry-v7sus">
+      <w:hyperlink w:history="1" r:id="rId7tl5qdlbdcdrdm1_d0dui">
         <w:r>
           <w:rPr>
             <w:rStyle w:val="Hyperlink"/>
@@ -3831,7 +3831,7 @@
         </w:rPr>
         <w:t xml:space="preserve">Browse: </w:t>
       </w:r>
-      <w:hyperlink w:history="1" r:id="rIdrqorxbalcvjhwlbdspaqy">
+      <w:hyperlink w:history="1" r:id="rIdtfvfuewgg6whm1tocmces">
         <w:r>
           <w:rPr>
             <w:rStyle w:val="Hyperlink"/>
@@ -4352,7 +4352,7 @@
         </w:rPr>
         <w:t xml:space="preserve">Browse: </w:t>
       </w:r>
-      <w:hyperlink w:history="1" r:id="rIdfpqud0r2voizwxncab6n_">
+      <w:hyperlink w:history="1" r:id="rIdqpfmftcwjcpc9nk4nusme">
         <w:r>
           <w:rPr>
             <w:rStyle w:val="Hyperlink"/>
@@ -4873,7 +4873,7 @@
         </w:rPr>
         <w:t xml:space="preserve">Browse: </w:t>
       </w:r>
-      <w:hyperlink w:history="1" r:id="rIdydtuwz6mivpsj5ccek5dx">
+      <w:hyperlink w:history="1" r:id="rId-mh3azbv-nusyckzct9gr">
         <w:r>
           <w:rPr>
             <w:rStyle w:val="Hyperlink"/>
@@ -5394,7 +5394,7 @@
         </w:rPr>
         <w:t xml:space="preserve">Browse: </w:t>
       </w:r>
-      <w:hyperlink w:history="1" r:id="rIdkribjdbpphgvnxl2dlkyf">
+      <w:hyperlink w:history="1" r:id="rIdhg2v-ac8mqeb_wyoswclx">
         <w:r>
           <w:rPr>
             <w:rStyle w:val="Hyperlink"/>
